--- a/arb/docx/47.content.docx
+++ b/arb/docx/47.content.docx
@@ -147,13 +147,6 @@
         <w:rPr>
           <w:lang w:val="ar_AE" w:bidi="ar_AE"/>
         </w:rPr>
-      </w:r>
-      <w:r>
-        <w:rPr>
-          <w:i/>
-          <w:lang w:val="ar_AE" w:bidi="ar_AE"/>
-        </w:rPr>
-        <w:t>٢ كورنثوس ١:١, ٢ كورنثوس ١:١ (#٢), ٢ كورنثوس ١: ٣, ٢ كورنثوس ١: ٤, ٢ كورنثوس ١: ٨–٩, ٢ كورنثوس ١: ٩, ٢ كورنثوس ١: ١١, ٢ كورنثوس ١: ١٢, ٢ كورنثوس ١: ١٤, ٢ كورنثوس ١: ١٥, ٢ كورنثوس ١: ٢٢, ٢ كورنثوس ١: ٢٣, ٢ كورنثوس ١: ٢٤, ٢ كورنثوس ٢ :١, ٢ كورنثوس ٢: ٣, ٢ كورنثوس ٢: ٤, ٢ كورنثوس ٢: ٤ (#٢), ٢ كورنثوس ٢: ٦–٧, ٢ كورنثوس ٢: ٧, ٢ كورنثوس ٢: ٩, ٢ كورنثوس ٢: ١١, ٢ كورنثوس ٢: ١٣, ٢ كورنثوس ٢: ١٤–١٥, ٢ كورنثوس ٢: ١٧, ٢ كورنثوس ٣: ٢, ٢ كورنثوس ٣: ٤–٥, ٢ كورنثوس ٣: ٦, ٢ كورنثوس ٣: ٧, ٢ كورنثوس ٣: ٩, ٢ كورنثوس ٣: ١٤, ٢ كورنثوس ٣: ١٥, ٢ كورنثوس ٣: ١٦, ٢ كورنثوس ٣: ١٧, ٢ كورنثوس ٣: ١٨, ٢ كورنثوس ٤: ١, ٢ كورنثوس ٤: ٢, ٢ كورنثوس ٤: ٢ (#٢), ٢ كورنثوس ٤: ٣, ٢ كورنثوس ٤:٤, ٢ كورنثوس ٤: ٥, ٢ كورنثوس ٤: ٧, ٢ كورنثوس ٤: ١٠, ٢ كورنثوس ٤: ١٤, ٢ كورنثوس ٤: ١٥, ٢ كورنثوس ٤: ١٦, ٢ كورنثوس ٤: ١٦–١٨, ٢ كورنثوس ٥: ١, ٢ كورنثوس ٥: ٤, ٢ كورنثوس ٥:٥, ٢ كورنثوس ٥: ٨, ٢ كورنثوس ٥: ٩, ٢ كورنثوس ٥: ١٠, ٢ كورنثوس ٥: ١١, ٢ كورنثوس ٥: ١٢, ٢ كورنثوس ٥: ١٥, ٢ كورنثوس ٥: ١٦, ٢ كورنثوس ٥: ١٧, ٢ كورنثوس ٥: ١٩, ٢ كورنثوس ٥: ٢٠, ٢ كورنثوس ٥: ٢١, ٢ كورنثوس ٦: ١, ٢ كورنثوس ٦: ٢, ٢ كورنثوس ٦: ٣, ٢ كورنثوس ٦: ٤, ٢ كورنثوس ٦: ٤–٥, ٢ كورنثوس ٦: ٨, ٢ كورنثوس ٦: ١١, ٢ كورنثوس ٦: ١٣, ٢ كورنثوس ٦: ١٤–١٦, ٢ كورنثوس ٦: ١٧–١٨, ٢ كورنثوس ٧: ١, ٢ كورنثوس ٧: ٢, ٢ كورنثوس ٧: ٣–٤, ٢ كورنثوس ٧: ٦–٧, ٢ كورنثوس ٧: ٨–٩, ٢ كورنثوس ٧: ٩, ٢ كورنثوس ٧: ١٢, ٢ كورنثوس ٧: ١٣, ٢ كورنثوس ٧: ١٥, ٢ كورنثوس ٨: ١, ٢ كورنثوس ٨: ٢, ٢ كورنثوس ٨: ٦, ٢ كورنثوس ٨: ٧, ٢ كورنثوس ٨: ١٢, ٢ كورنثوس ٨: ١٣–١٤, ٢ كورنثوس ٨: ١٦–١٧, ٢ كورنثوس ٨: ٢٠, ٢ كورنثوس ٨: ٢٤, ٢ كورنثوس ٩: ١, ٢ كورنثوس ٩: ٣, ٢ كورنثوس ٩: ٤–٥, ٢ كورنثوس ٩: ٦, ٢ كورنثوس ٩: ٧, ٢ كورنثوس ٩: ١٠–١١, ٢ كورنثوس ٩: ١٣, ٢ كورنثوس ٩: ١٤, ٢ كورنثوس ١٠: ٢, ٢ كورنثوس ١٠: ٢ (#٢), ٢ كورنثوس ١٠: ٤, ٢ كورنثوس ١٠: ٤ (#٢), ٢ كورنثوس ١٠: ٨, ٢ كورنثوس ١٠:١٠, ٢ كورنثوس ١٠: ١١, ٢ كورنثوس ١٠: ١٢, ٢ كورنثوس ١٠: ١٣, ٢ كورنثوس ١٠: ١٥–١٦, ٢ كورنثوس ١٠: ١٨, ٢ كورنثوس ١١: ٢, ٢ كورنثوس ١١: ٣, ٢ كورنثوس ١١: ٤, ٢ كورنثوس ١١: ٧, ٢ كورنثوس ١١: ٨, ٢ كورنثوس ١١: ١٣, ٢ كورنثوس ١١: ١٤, ٢ كورنثوس ١١: ١٦, ٢ كورنثوس ١١: ١٩–٢٠, ٢ كورنثوس ١١: ٢٢–٢٣, ٢ كورنثوس ١١: ٢٤–٢٦, ٢ كورنثوس ١١: ٢٩, ٢ كورنثوس ١١: ٣٠, ٢ كورنثوس ١١: ٣٢, ٢ كورنثوس ١٢: ١, ٢ كورنثوس ١٢: ٢, ٢ كورنثوس ١٢: ٦, ٢ كورنثوس ١٢: ٧, ٢ كورنثوس ١٢: ٩, ٢ كورنثوس ١٢: ٩ (#٢), ٢ كورنثوس ١٢:١٢, ٢ كورنثوس ١٢: ١٤, ٢ كورنثوس ١٢: ١٥, ٢ كورنثوس ١٢: ١٩, ٢ كورنثوس ١٢: ٢٠, ٢ كورنثوس ١٢: ٢١, ٢ كورنثوس ١٢: ٢١ (# ٢), ٢ كورنثوس ١٣: ١–٢, ٢ كورنثوس ١٣: ٣, ٢ كورنثوس ١٣: ٥, ٢ كورنثوس ١٣: ٦, ٢ كورنثوس ١٣: ٨, ٢ كورنثوس ١٣: ١٠, ٢ كورنثوس ١٣: ١٠ (#٢), ٢ كورنثوس ١٣: ١١–١٢, ٢ كورنثوس ١٣: ١٤</w:t>
       </w:r>
       <w:r>
         <w:rPr>

--- a/arb/docx/47.content.docx
+++ b/arb/docx/47.content.docx
@@ -132,21 +132,6 @@
           <w:lang w:val="ar_AE" w:bidi="ar_AE"/>
         </w:rPr>
         <w:t>2CO</w:t>
-      </w:r>
-      <w:r>
-        <w:rPr>
-          <w:lang w:val="ar_AE" w:bidi="ar_AE"/>
-        </w:rPr>
-      </w:r>
-    </w:p>
-    <w:p>
-      <w:pPr>
-        <w:bidi/>
-      </w:pPr>
-      <w:r>
-        <w:rPr>
-          <w:lang w:val="ar_AE" w:bidi="ar_AE"/>
-        </w:rPr>
       </w:r>
       <w:r>
         <w:rPr>

--- a/arb/docx/47.content.docx
+++ b/arb/docx/47.content.docx
@@ -22,7 +22,7 @@
         <w:rPr>
           <w:lang w:val="ar_AE" w:bidi="ar_AE"/>
         </w:rPr>
-        <w:t>Resource: أسئلة الترجمة (unfoldingWord)</w:t>
+        <w:t>Resource: unfoldingWord® Translation Questions</w:t>
       </w:r>
       <w:r>
         <w:rPr>
@@ -91,7 +91,7 @@
         <w:rPr>
           <w:lang w:val="ar_AE" w:bidi="ar_AE"/>
         </w:rPr>
-        <w:t>أسئلة الترجمة (unfoldingWord)</w:t>
+        <w:t>unfoldingWord® Translation Questions</w:t>
       </w:r>
     </w:p>
     <w:p>
